--- a/Instruction Cards/Mixer_Station_Card.docx
+++ b/Instruction Cards/Mixer_Station_Card.docx
@@ -31,7 +31,7 @@
           <w:sz w:val="28"/>
           <w:szCs w:val="28"/>
         </w:rPr>
-        <w:t xml:space="preserve">Sound Rack — Sanctuary AV Closet</w:t>
+        <w:t xml:space="preserve">Sound Rack, Sanctuary AV Closet</w:t>
       </w:r>
     </w:p>
     <w:p>
@@ -127,7 +127,7 @@
                 <w:sz w:val="24"/>
                 <w:szCs w:val="24"/>
               </w:rPr>
-              <w:t xml:space="preserve">This turns on everything: mixer, amplifier, and wireless connection. One button — that's it.</w:t>
+              <w:t xml:space="preserve">This turns on everything: mixer, amplifier, and wireless connection. One button, that's it.</w:t>
             </w:r>
           </w:p>
         </w:tc>
@@ -206,7 +206,7 @@
                 <w:sz w:val="30"/>
                 <w:szCs w:val="30"/>
               </w:rPr>
-              <w:t xml:space="preserve">Wait about 30–60 seconds.</w:t>
+              <w:t xml:space="preserve">Wait about 30 to 60 seconds.</w:t>
             </w:r>
           </w:p>
           <w:p>
@@ -409,7 +409,7 @@
                 <w:sz w:val="24"/>
                 <w:szCs w:val="24"/>
               </w:rPr>
-              <w:t xml:space="preserve">One press powers down the mixer, amplifier, and wireless connection together — same button as startup.</w:t>
+              <w:t xml:space="preserve">One press powers down the mixer, amplifier, and wireless connection together, same button as startup.</w:t>
             </w:r>
           </w:p>
         </w:tc>
